--- a/MultiLABSA_Report.docx
+++ b/MultiLABSA_Report.docx
@@ -7319,7 +7319,7 @@
                 <w:sz w:val="21"/>
                 <w:szCs w:val="21"/>
               </w:rPr>
-              <w:t>Hallucination filter + Agreement.</w:t>
+              <w:t>Hallucination filter + Agreement + so khớp Hungarian/tối ưu.</w:t>
             </w:r>
           </w:p>
         </w:tc>
@@ -7650,6 +7650,138 @@
                 <w:szCs w:val="21"/>
               </w:rPr>
               <w:t>Schema, label maps, text alignment, data loader dùng chung.</w:t>
+            </w:r>
+          </w:p>
+        </w:tc>
+      </w:tr>
+      <w:tr>
+        <w:tc>
+          <w:tcPr>
+            <w:tcW w:type="dxa" w:w="4750"/>
+          </w:tcPr>
+          <w:p>
+            <w:r>
+              <w:t>teacher/reliability.py</w:t>
+            </w:r>
+          </w:p>
+        </w:tc>
+        <w:tc>
+          <w:tcPr>
+            <w:tcW w:type="dxa" w:w="3796"/>
+          </w:tcPr>
+          <w:p>
+            <w:r>
+              <w:t>Reliability nguyên tố rₑ + quan hệ r_rel/r_quad (liên-teacher).</w:t>
+            </w:r>
+          </w:p>
+        </w:tc>
+      </w:tr>
+      <w:tr>
+        <w:tc>
+          <w:tcPr>
+            <w:tcW w:type="dxa" w:w="4750"/>
+          </w:tcPr>
+          <w:p>
+            <w:r>
+              <w:t>teacher/routing.py</w:t>
+            </w:r>
+          </w:p>
+        </w:tc>
+        <w:tc>
+          <w:tcPr>
+            <w:tcW w:type="dxa" w:w="3796"/>
+          </w:tcPr>
+          <w:p>
+            <w:r>
+              <w:t>Confidence–stability routing 5 nhánh (full/partial/verifier/consistency/deferred).</w:t>
+            </w:r>
+          </w:p>
+        </w:tc>
+      </w:tr>
+      <w:tr>
+        <w:tc>
+          <w:tcPr>
+            <w:tcW w:type="dxa" w:w="4750"/>
+          </w:tcPr>
+          <w:p>
+            <w:r>
+              <w:t>teacher/implicit_gate.py</w:t>
+            </w:r>
+          </w:p>
+        </w:tc>
+        <w:tc>
+          <w:tcPr>
+            <w:tcW w:type="dxa" w:w="3796"/>
+          </w:tcPr>
+          <w:p>
+            <w:r>
+              <w:t>Cổng chấp nhận implicit AT/OT (NULL) dạng quy tắc.</w:t>
+            </w:r>
+          </w:p>
+        </w:tc>
+      </w:tr>
+      <w:tr>
+        <w:tc>
+          <w:tcPr>
+            <w:tcW w:type="dxa" w:w="4750"/>
+          </w:tcPr>
+          <w:p>
+            <w:r>
+              <w:t>utils/schema.py, text_alignment.py</w:t>
+            </w:r>
+          </w:p>
+        </w:tc>
+        <w:tc>
+          <w:tcPr>
+            <w:tcW w:type="dxa" w:w="3796"/>
+          </w:tcPr>
+          <w:p>
+            <w:r>
+              <w:t>Hợp đồng dataclass quad + căn chỉnh span/BIO ↔ sub-word đa ngôn ngữ.</w:t>
+            </w:r>
+          </w:p>
+        </w:tc>
+      </w:tr>
+      <w:tr>
+        <w:tc>
+          <w:tcPr>
+            <w:tcW w:type="dxa" w:w="4750"/>
+          </w:tcPr>
+          <w:p>
+            <w:r>
+              <w:t>infer.py, app.py</w:t>
+            </w:r>
+          </w:p>
+        </w:tc>
+        <w:tc>
+          <w:tcPr>
+            <w:tcW w:type="dxa" w:w="3796"/>
+          </w:tcPr>
+          <w:p>
+            <w:r>
+              <w:t>CLI + UI Gradio suy luận dual-teacher (3 chế độ).</w:t>
+            </w:r>
+          </w:p>
+        </w:tc>
+      </w:tr>
+      <w:tr>
+        <w:tc>
+          <w:tcPr>
+            <w:tcW w:type="dxa" w:w="4750"/>
+          </w:tcPr>
+          <w:p>
+            <w:r>
+              <w:t>Dockerfile.infer, docker-compose.yml</w:t>
+            </w:r>
+          </w:p>
+        </w:tc>
+        <w:tc>
+          <w:tcPr>
+            <w:tcW w:type="dxa" w:w="3796"/>
+          </w:tcPr>
+          <w:p>
+            <w:r>
+              <w:t>Đóng gói Docker + cache HF (chạy được offline).</w:t>
             </w:r>
           </w:p>
         </w:tc>
@@ -8451,7 +8583,7 @@
                 <w:sz w:val="21"/>
                 <w:szCs w:val="21"/>
               </w:rPr>
-              <w:t>Một phần</w:t>
+              <w:t>Hoàn thành</w:t>
             </w:r>
           </w:p>
         </w:tc>
@@ -8496,7 +8628,7 @@
                 <w:sz w:val="21"/>
                 <w:szCs w:val="21"/>
               </w:rPr>
-              <w:t xml:space="preserve">Greedy 1-1 + Jaccard; thiết kế yêu cầu </w:t>
+              <w:t>Hungarian/tối ưu (scipy linear_sum_assignment) + brute-force chính xác khi ít quad + greedy fallback; hàm điểm Sᵢⱼ = 0.4·Jaccard(asp) + 0.3·Jaccard(opn) + 0.15·cat + 0.15·sent (teacher/disagreement.py).</w:t>
             </w:r>
             <w:r>
               <w:rPr>
@@ -8507,16 +8639,14 @@
                 <w:sz w:val="21"/>
                 <w:szCs w:val="21"/>
               </w:rPr>
-              <w:t>Hungarian matching</w:t>
-            </w:r>
-            <w:r>
-              <w:rPr>
-                <w:rFonts w:hint="default" w:ascii="Arial" w:hAnsi="Arial" w:eastAsia="Segoe UI" w:cs="Arial"/>
-                <w:color w:val="1A1A1A"/>
-                <w:sz w:val="21"/>
-                <w:szCs w:val="21"/>
-              </w:rPr>
-              <w:t xml:space="preserve"> — chưa có.</w:t>
+            </w:r>
+            <w:r>
+              <w:rPr>
+                <w:rFonts w:hint="default" w:ascii="Arial" w:hAnsi="Arial" w:eastAsia="Segoe UI" w:cs="Arial"/>
+                <w:color w:val="1A1A1A"/>
+                <w:sz w:val="21"/>
+                <w:szCs w:val="21"/>
+              </w:rPr>
             </w:r>
           </w:p>
         </w:tc>
@@ -8629,7 +8759,7 @@
                 <w:sz w:val="21"/>
                 <w:szCs w:val="21"/>
               </w:rPr>
-              <w:t>Chưa</w:t>
+              <w:t>Hoàn thành</w:t>
             </w:r>
           </w:p>
         </w:tc>
@@ -8674,7 +8804,7 @@
                 <w:sz w:val="21"/>
                 <w:szCs w:val="21"/>
               </w:rPr>
-              <w:t>Chưa có công thức 6 thành phần.</w:t>
+              <w:t>reliability.py: r_AT/r_OT/r_AC/r_SP = w_conf·C + w_agree·A (0.5/0.5) từ confidence hiệu chỉnh + overlap/match chéo của từng thành phần.</w:t>
             </w:r>
           </w:p>
         </w:tc>
@@ -8787,7 +8917,7 @@
                 <w:sz w:val="21"/>
                 <w:szCs w:val="21"/>
               </w:rPr>
-              <w:t>Một phần</w:t>
+              <w:t>Hoàn thành</w:t>
             </w:r>
           </w:p>
         </w:tc>
@@ -8832,7 +8962,7 @@
                 <w:sz w:val="21"/>
                 <w:szCs w:val="21"/>
               </w:rPr>
-              <w:t>Conf_E có yếu tố relation trong T_E; nhưng r_rel/r_quad liên-teacher chưa có.</w:t>
+              <w:t>r_rel (AT–OT, AT–AC, OT–SP; mỗi quan hệ = geomean 2 đầu mút) + r_quad = geomean(r_AT, r_AC, r_OT, r_SP, r_rel) liên-teacher (reliability.py).</w:t>
             </w:r>
           </w:p>
         </w:tc>
@@ -8944,7 +9074,7 @@
                 <w:sz w:val="21"/>
                 <w:szCs w:val="21"/>
               </w:rPr>
-              <w:t>Chưa</w:t>
+              <w:t>Một phần</w:t>
             </w:r>
           </w:p>
         </w:tc>
@@ -8989,7 +9119,7 @@
                 <w:sz w:val="21"/>
                 <w:szCs w:val="21"/>
               </w:rPr>
-              <w:t>Chưa có head NULL.</w:t>
+              <w:t>Có cổng quyết định NULL (implicit_gate.decide_null → accept/verifier/reject theo agreement + stability + implicit_prob) dạng quy tắc; NULL heads trong model student thì chưa có.</w:t>
             </w:r>
           </w:p>
         </w:tc>
@@ -9102,7 +9232,7 @@
                 <w:sz w:val="21"/>
                 <w:szCs w:val="21"/>
               </w:rPr>
-              <w:t>Chưa</w:t>
+              <w:t>Hoàn thành</w:t>
             </w:r>
           </w:p>
         </w:tc>
@@ -9147,7 +9277,7 @@
                 <w:sz w:val="21"/>
                 <w:szCs w:val="21"/>
               </w:rPr>
-              <w:t>Một ngưỡng cứng thay 5 route.</w:t>
+              <w:t>routing.py: 5 route full/partial/verifier/consistency/deferred (ngưỡng high 0.75 / medium 0.50 / stability 0.75).</w:t>
             </w:r>
           </w:p>
         </w:tc>
@@ -9469,6 +9599,684 @@
     </w:tbl>
     <w:p>
       <w:pPr>
+        <w:pStyle w:val="13"/>
+      </w:pPr>
+      <w:r>
+        <w:t>Phần bổ sung (§8–§14): mô tả chi tiết các bước &amp; công nghệ ĐÃ hiện thực trong repo sau thời điểm lập báo cáo, đọc trực tiếp từ mã nguồn teacher/, models/, utils/, infer.py, app.py và các Dockerfile. Không bao gồm student/, baselines/, evaluation/, experiments/ (các bước sau).</w:t>
+      </w:r>
+    </w:p>
+    <w:p>
+      <w:pPr>
+        <w:pStyle w:val="3"/>
+      </w:pPr>
+      <w:r>
+        <w:t>8. Hợp đồng dữ liệu giữa các stage (utils/schema.py)</w:t>
+      </w:r>
+    </w:p>
+    <w:p>
+      <w:pPr/>
+      <w:r>
+        <w:rPr>
+          <w:b/>
+        </w:rPr>
+        <w:t>Mục tiêu:</w:t>
+      </w:r>
+      <w:r>
+        <w:t xml:space="preserve"> định nghĩa hai dataclass dùng chung cho toàn pipeline (sinh → trích → disagreement → fusion → reliability → routing), thay vì truyền dict tự do, để mọi stage được kiểm tra kiểu trên cùng một schema quad {aspect, opinion, category, sentiment}.</w:t>
+      </w:r>
+    </w:p>
+    <w:p>
+      <w:pPr/>
+      <w:r>
+        <w:rPr>
+          <w:b/>
+        </w:rPr>
+        <w:t>QuadPrediction —</w:t>
+      </w:r>
+      <w:r>
+        <w:t xml:space="preserve"> một quad do MỘT teacher đề xuất. Trường: aspect, opinion, category, sentiment, confidence (Conf_G hoặc Conf_E), source ("generative" | "extractive"). Riêng T_E còn có aspect_span / opinion_span (chỉ mục [start, end) theo từ) làm provenance; T_G để trống vì không neo vị trí trong câu gốc.</w:t>
+      </w:r>
+    </w:p>
+    <w:p>
+      <w:pPr/>
+      <w:r>
+        <w:rPr>
+          <w:b/>
+        </w:rPr>
+        <w:t>MergedPrediction —</w:t>
+      </w:r>
+      <w:r>
+        <w:t xml:space="preserve"> kết quả của disagreement: một quad kèm bằng chứng của cả hai teacher. Trường: conf_g, conf_e, agreement, cùng bản phân rã theo thành phần (aspect_overlap, opinion_overlap, category_match, sentiment_match) và sources. conf_g/conf_e = 0.0 nghĩa là teacher tương ứng KHÔNG đề xuất quad này — sự vắng mặt đó tự nó là tín hiệu, chảy thẳng vào fusion và reliability.</w:t>
+      </w:r>
+    </w:p>
+    <w:p>
+      <w:pPr/>
+      <w:r>
+        <w:rPr>
+          <w:b/>
+        </w:rPr>
+        <w:t>Vì sao dùng dataclass, không dùng dict:</w:t>
+      </w:r>
+      <w:r>
+        <w:t xml:space="preserve"> biến schema thành hợp đồng có kiểu, bắt lỗi sai trường ngay tại chỗ ghép nối; to_dict() sinh bản ghi JSON (audit trail) để người/mô hình student soi được vì sao một pseudo-label được nhận.</w:t>
+      </w:r>
+    </w:p>
+    <w:p>
+      <w:pPr>
+        <w:pStyle w:val="4"/>
+      </w:pPr>
+      <w:r>
+        <w:t>Bản phân rã agreement được tái sử dụng</w:t>
+      </w:r>
+    </w:p>
+    <w:p>
+      <w:pPr/>
+      <w:r>
+        <w:t>Bản phân rã theo thành phần do disagreement tính (aspect_overlap, opinion_overlap, category_match, sentiment_match) được đính kèm ngay trên MergedPrediction, để reliability.py suy ra reliability nguyên tố từ đúng tín hiệu đó thay vì tính lại — bảo đảm nhất quán giữa các stage.</w:t>
+      </w:r>
+    </w:p>
+    <w:p>
+      <w:pPr>
+        <w:pStyle w:val="3"/>
+      </w:pPr>
+      <w:r>
+        <w:t>9. Căn chỉnh văn bản &amp; span đa ngôn ngữ (utils/text_alignment.py)</w:t>
+      </w:r>
+    </w:p>
+    <w:p>
+      <w:pPr/>
+      <w:r>
+        <w:rPr>
+          <w:b/>
+        </w:rPr>
+        <w:t>Bài toán:</w:t>
+      </w:r>
+      <w:r>
+        <w:t xml:space="preserve"> nhãn gold ghi Aspect_span / Opinion_span ở mức TỪ ([start, end) trên review.split()), trong khi XLM-R tách sub-word. Mỗi span phải đi qua ba hệ toạ độ: chỉ-mục-từ → (word_ids của tokenizer) → chỉ-mục-token sub-word. Module này giữ toàn bộ phần sổ sách đó, dùng chung cho cả huấn luyện và suy luận của T_E để hai đường không lệch nhau.</w:t>
+      </w:r>
+    </w:p>
+    <w:p>
+      <w:pPr/>
+      <w:r>
+        <w:rPr>
+          <w:b/>
+        </w:rPr>
+        <w:t>word_tokenize = str.split():</w:t>
+      </w:r>
+      <w:r>
+        <w:t xml:space="preserve"> cố ý trùng đúng quy ước tạo gold span, nếu không chỉ mục từ sẽ lệch.</w:t>
+      </w:r>
+    </w:p>
+    <w:p>
+      <w:pPr/>
+      <w:r>
+        <w:rPr>
+          <w:b/>
+        </w:rPr>
+        <w:t>Mã hoá/giải mã BIO:</w:t>
+      </w:r>
+      <w:r>
+        <w:t xml:space="preserve"> spans_to_bio (span [start,end) → chuỗi O/B/I) và bio_to_spans (chịu được chuỗi lỗi: một 'I' đứng đầu không có 'B' vẫn được coi là mở span mới, tránh bỏ sót bằng chứng khi model suy luận sinh chuỗi không chuẩn).</w:t>
+      </w:r>
+    </w:p>
+    <w:p>
+      <w:pPr/>
+      <w:r>
+        <w:rPr>
+          <w:b/>
+        </w:rPr>
+        <w:t>Chiếu từ ↔ sub-word:</w:t>
+      </w:r>
+      <w:r>
+        <w:t xml:space="preserve"> word_span_to_token_indices, first_subword_positions (chỉ token sub-word ĐẦU của mỗi từ mang nhãn BIO có giám sát; các mảnh còn lại gán IGNORE_INDEX = -100 để không phạt model vì nhãn của mảnh nối), word_tags_to_subword_labels (chiếu nhãn xuống để tính loss) và decode_word_bio_from_subword_logits (đọc ngược nhãn tại vị trí sub-word đầu ra lại BIO mức từ — gương đối xứng với lúc train).</w:t>
+      </w:r>
+    </w:p>
+    <w:p>
+      <w:pPr/>
+      <w:r>
+        <w:rPr>
+          <w:b/>
+        </w:rPr>
+        <w:t>Chỉ số overlap mờ (T_G ↔ T_E):</w:t>
+      </w:r>
+      <w:r>
+        <w:t xml:space="preserve"> hai teacher không chia sẻ hệ toạ độ, chỉ có văn bản bề mặt. normalize (thường hoá + bỏ dấu câu) rồi token_jaccard đo độ trùng tập từ giữa aspect/opinion tự-do của T_G và span của T_E.</w:t>
+      </w:r>
+    </w:p>
+    <w:p>
+      <w:pPr/>
+      <w:r>
+        <w:rPr>
+          <w:b/>
+        </w:rPr>
+        <w:t>contains_phrase — chốt neo (grounding):</w:t>
+      </w:r>
+      <w:r>
+        <w:t xml:space="preserve"> để loại hallucination, aspect của T_G phải xuất hiện trong review gốc. Dùng kiểm tra tập-con-từ (khoan dung với biến thể hình thái/khoảng trắng do decoder mT5 diễn giải lại). Với hệ chữ KHÔNG khoảng trắng (CJK / Kana / Hangul / Thái), split() không tách được một từ nên chuyển sang so khớp chuỗi con sau khi bỏ khoảng trắng — nếu không, mọi aspect ở các ngôn ngữ đó sẽ bị loại oan như hallucination.</w:t>
+      </w:r>
+    </w:p>
+    <w:p>
+      <w:pPr>
+        <w:pStyle w:val="3"/>
+      </w:pPr>
+      <w:r>
+        <w:t>10. Nâng cấp so khớp T_G↔T_E: Optimal / Hungarian matching (teacher/disagreement.py)</w:t>
+      </w:r>
+    </w:p>
+    <w:p>
+      <w:pPr/>
+      <w:r>
+        <w:rPr>
+          <w:b/>
+        </w:rPr>
+        <w:t>Trước:</w:t>
+      </w:r>
+      <w:r>
+        <w:t xml:space="preserve"> so khớp greedy 1-1 (mỗi quad giành đối tác tốt nhất còn trống). Nay: giải bài toán gán tối ưu để CỰC ĐẠI tổng agreement — greedy có thể tối ưu cục bộ (một quad giành mất đối tác chung làm hỏng cặp ghép toàn cục tốt hơn).</w:t>
+      </w:r>
+    </w:p>
+    <w:p>
+      <w:pPr/>
+      <w:r>
+        <w:rPr>
+          <w:b/>
+        </w:rPr>
+        <w:t>Hàm điểm cặp S(i,j):</w:t>
+      </w:r>
+      <w:r>
+        <w:t xml:space="preserve"> 0.4·Jaccard(aspect) + 0.3·Jaccard(opinion) + 0.15·match(category) + 0.15·match(sentiment); nhận cặp nếu S ≥ 0.3 (match_threshold). Trọng số cộng lại = 1.0 nên agreement luôn nằm trong [0,1], hợp lệ để kết hợp tuyến tính với Conf_G/Conf_E.</w:t>
+      </w:r>
+    </w:p>
+    <w:p>
+      <w:pPr/>
+      <w:r>
+        <w:rPr>
+          <w:b/>
+        </w:rPr>
+        <w:t>Hiện thực 3 tầng (_optimal_assignment):</w:t>
+      </w:r>
+    </w:p>
+    <w:p>
+      <w:pPr/>
+      <w:r>
+        <w:t xml:space="preserve">•  </w:t>
+      </w:r>
+      <w:r>
+        <w:rPr>
+          <w:b/>
+        </w:rPr>
+        <w:t>scipy.optimize.linear_sum_assignment</w:t>
+      </w:r>
+      <w:r>
+        <w:t xml:space="preserve"> (thuật toán Hungarian) khi có SciPy — cách chính thức.</w:t>
+      </w:r>
+    </w:p>
+    <w:p>
+      <w:pPr/>
+      <w:r>
+        <w:t xml:space="preserve">•  </w:t>
+      </w:r>
+      <w:r>
+        <w:rPr>
+          <w:b/>
+        </w:rPr>
+        <w:t>Brute-force chính xác</w:t>
+      </w:r>
+      <w:r>
+        <w:t xml:space="preserve"> duyệt hoán vị khi min(n,m) ≤ 7 (trường hợp thường: mỗi review chỉ vài quad) → vẫn đạt tối ưu mà không cần phụ thuộc thêm.</w:t>
+      </w:r>
+    </w:p>
+    <w:p>
+      <w:pPr/>
+      <w:r>
+        <w:t xml:space="preserve">•  </w:t>
+      </w:r>
+      <w:r>
+        <w:rPr>
+          <w:b/>
+        </w:rPr>
+        <w:t>Greedy fallback</w:t>
+      </w:r>
+      <w:r>
+        <w:t xml:space="preserve"> chỉ dùng cho ma trận lớn (không thực tế).</w:t>
+      </w:r>
+    </w:p>
+    <w:p>
+      <w:pPr/>
+      <w:r>
+        <w:rPr>
+          <w:b/>
+        </w:rPr>
+        <w:t>Lọc hallucination TRƯỚC khi ghép:</w:t>
+      </w:r>
+      <w:r>
+        <w:t xml:space="preserve"> filter_hallucinations bỏ mọi quad T_G có aspect không hề xuất hiện trong review — đây là chốt neo cứng, không phải tín hiệu bất đồng mềm.</w:t>
+      </w:r>
+    </w:p>
+    <w:p>
+      <w:pPr/>
+      <w:r>
+        <w:rPr>
+          <w:b/>
+        </w:rPr>
+        <w:t>Quad một-teacher:</w:t>
+      </w:r>
+      <w:r>
+        <w:t xml:space="preserve"> agreement = 0 và confidence của teacher kia = 0, nên FinalScore bị chặn ở α·Conf_G (hoặc β·Conf_E) — luôn thấp hơn quad được cả hai teacher chứng thực ở cùng mức tin cậy.</w:t>
+      </w:r>
+    </w:p>
+    <w:p>
+      <w:pPr>
+        <w:pStyle w:val="3"/>
+      </w:pPr>
+      <w:r>
+        <w:t>11. Reliability nguyên tố &amp; quan hệ (teacher/reliability.py)</w:t>
+      </w:r>
+    </w:p>
+    <w:p>
+      <w:pPr/>
+      <w:r>
+        <w:rPr>
+          <w:b/>
+        </w:rPr>
+        <w:t>Ý tưởng:</w:t>
+      </w:r>
+      <w:r>
+        <w:t xml:space="preserve"> biến một MergedPrediction thành điểm reliability theo TỪNG thành phần cộng một r_quad tổng hợp có nhận thức quan hệ — chỉ dùng tín hiệu đã có sau fusion (confidence teacher + bản phân rã agreement chéo), không cần thêm mô hình hay huấn luyện.</w:t>
+      </w:r>
+    </w:p>
+    <w:p>
+      <w:pPr/>
+      <w:r>
+        <w:rPr>
+          <w:b/>
+        </w:rPr>
+        <w:t>Confidence hiệu chỉnh:</w:t>
+      </w:r>
+      <w:r>
+        <w:t xml:space="preserve"> calibrated_confidence = trung bình confidence của những teacher THỰC SỰ chứng thực quad (conf &gt; 0); quad một-teacher được chấm trên riêng teacher đó, không bị phạt bởi việc trung bình vào một số 0 cấu trúc.</w:t>
+      </w:r>
+    </w:p>
+    <w:p>
+      <w:pPr/>
+      <w:r>
+        <w:rPr>
+          <w:b/>
+        </w:rPr>
+        <w:t>Reliability nguyên tố r_e:</w:t>
+      </w:r>
+      <w:r>
+        <w:t xml:space="preserve"> r_e = w_conf·C_e + w_agree·A_e (mặc định 0.5/0.5) cho AT/OT/AC/SP, với A_e là overlap/match của thành phần tương ứng.</w:t>
+      </w:r>
+    </w:p>
+    <w:p>
+      <w:pPr>
+        <w:pStyle w:val="11"/>
+      </w:pPr>
+      <w:r>
+        <w:t>r_AT = 0.5·C + 0.5·aspect_overlap ;  r_OT = 0.5·C + 0.5·opinion_overlap</w:t>
+      </w:r>
+    </w:p>
+    <w:p>
+      <w:pPr>
+        <w:pStyle w:val="11"/>
+      </w:pPr>
+      <w:r>
+        <w:t>r_AC = 0.5·C + 0.5·category_match ;  r_SP = 0.5·C + 0.5·sentiment_match</w:t>
+      </w:r>
+    </w:p>
+    <w:p>
+      <w:pPr/>
+      <w:r>
+        <w:rPr>
+          <w:b/>
+        </w:rPr>
+        <w:t>Reliability quan hệ r_rel:</w:t>
+      </w:r>
+      <w:r>
+        <w:t xml:space="preserve"> trung bình của ba quan hệ cấu trúc AT–OT, AT–AC, OT–SP; mỗi quan hệ là trung bình nhân của hai nguyên tố đầu mút (một quan hệ không thể đáng tin hơn đầu mút yếu hơn của nó).</w:t>
+      </w:r>
+    </w:p>
+    <w:p>
+      <w:pPr/>
+      <w:r>
+        <w:rPr>
+          <w:b/>
+        </w:rPr>
+        <w:t>Tổng hợp r_quad:</w:t>
+      </w:r>
+      <w:r>
+        <w:t xml:space="preserve"> trung bình NHÂN của (r_AT, r_AC, r_OT, r_SP, r_rel). Dùng geometric mean là cố ý: chỉ một nguyên tố/quan hệ rất yếu cũng kéo tụt reliability cả quad — một cặp ghép sai làm cả quad sai dù mỗi nguyên tố nhìn riêng vẫn hợp lý.</w:t>
+      </w:r>
+    </w:p>
+    <w:p>
+      <w:pPr>
+        <w:pStyle w:val="3"/>
+      </w:pPr>
+      <w:r>
+        <w:t>12. Confidence–Stability Routing 5 nhánh (teacher/routing.py)</w:t>
+      </w:r>
+    </w:p>
+    <w:p>
+      <w:pPr/>
+      <w:r>
+        <w:rPr>
+          <w:b/>
+        </w:rPr>
+        <w:t>Mục tiêu:</w:t>
+      </w:r>
+      <w:r>
+        <w:t xml:space="preserve"> gán mỗi quad một 'route' mô tả vòng self-training NÊN dùng quad đó thế nào, dựa trên reliability (và tuỳ chọn view_stability từ multi-view). Ngưỡng: high = 0.75, medium = 0.50, stability_high = 0.75.</w:t>
+      </w:r>
+    </w:p>
+    <w:p>
+      <w:pPr/>
+      <w:r>
+        <w:t xml:space="preserve">•  </w:t>
+      </w:r>
+      <w:r>
+        <w:rPr>
+          <w:b/>
+        </w:rPr>
+        <w:t>full —</w:t>
+      </w:r>
+      <w:r>
+        <w:t xml:space="preserve"> mọi nguyên tố VÀ r_rel ≥ high, và (mặc định) cả hai teacher chứng thực → giám sát đầy đủ.</w:t>
+      </w:r>
+    </w:p>
+    <w:p>
+      <w:pPr/>
+      <w:r>
+        <w:t xml:space="preserve">•  </w:t>
+      </w:r>
+      <w:r>
+        <w:rPr>
+          <w:b/>
+        </w:rPr>
+        <w:t>partial —</w:t>
+      </w:r>
+      <w:r>
+        <w:t xml:space="preserve"> có nguyên tố chắc chắn nhưng không phải tất cả → chỉ đặt loss trên các nguyên tố đáng tin.</w:t>
+      </w:r>
+    </w:p>
+    <w:p>
+      <w:pPr/>
+      <w:r>
+        <w:t xml:space="preserve">•  </w:t>
+      </w:r>
+      <w:r>
+        <w:rPr>
+          <w:b/>
+        </w:rPr>
+        <w:t>verifier —</w:t>
+      </w:r>
+      <w:r>
+        <w:t xml:space="preserve"> reliability trung bình, HOẶC hai teacher bất đồng (quad một-teacher) mà chưa yếu hẳn → đẩy sang LLM/cross-encoder kiểm chứng.</w:t>
+      </w:r>
+    </w:p>
+    <w:p>
+      <w:pPr/>
+      <w:r>
+        <w:t xml:space="preserve">•  </w:t>
+      </w:r>
+      <w:r>
+        <w:rPr>
+          <w:b/>
+        </w:rPr>
+        <w:t>consistency —</w:t>
+      </w:r>
+      <w:r>
+        <w:t xml:space="preserve"> reliability yếu NHƯNG ổn định qua các view (cần multi-view) → chỉ dùng cho consistency teacher–student.</w:t>
+      </w:r>
+    </w:p>
+    <w:p>
+      <w:pPr/>
+      <w:r>
+        <w:t xml:space="preserve">•  </w:t>
+      </w:r>
+      <w:r>
+        <w:rPr>
+          <w:b/>
+        </w:rPr>
+        <w:t>deferred —</w:t>
+      </w:r>
+      <w:r>
+        <w:t xml:space="preserve"> yếu và không ổn định → bỏ qua vòng này.</w:t>
+      </w:r>
+    </w:p>
+    <w:p>
+      <w:pPr/>
+      <w:r>
+        <w:rPr>
+          <w:b/>
+        </w:rPr>
+        <w:t>Xử lý an toàn:</w:t>
+      </w:r>
+      <w:r>
+        <w:t xml:space="preserve"> khi không bật multi-view, view_stability = None nên nhánh consistency không thể đạt tới; các quad đó rơi xuống deferred — đúng theo hướng bảo thủ.</w:t>
+      </w:r>
+    </w:p>
+    <w:p>
+      <w:pPr>
+        <w:pStyle w:val="3"/>
+      </w:pPr>
+      <w:r>
+        <w:t>13. Cổng chấp nhận Implicit AT/OT (NULL) — teacher/implicit_gate.py</w:t>
+      </w:r>
+    </w:p>
+    <w:p>
+      <w:pPr/>
+      <w:r>
+        <w:rPr>
+          <w:b/>
+        </w:rPr>
+        <w:t>Quy tắc:</w:t>
+      </w:r>
+      <w:r>
+        <w:t xml:space="preserve"> một aspect/opinion ẩn (NULL) chỉ được chốt thành nhãn CỨNG khi thoả CẢ BA: agreement ≥ 0.6, stability ≥ 0.6, và implicit_prob ≥ 0.6 (xác suất element = NULL từ implicit head).</w:t>
+      </w:r>
+    </w:p>
+    <w:p>
+      <w:pPr/>
+      <w:r>
+        <w:t xml:space="preserve">•  </w:t>
+      </w:r>
+      <w:r>
+        <w:rPr>
+          <w:b/>
+        </w:rPr>
+        <w:t>accept_null —</w:t>
+      </w:r>
+      <w:r>
+        <w:t xml:space="preserve"> đủ cả ba ngưỡng.</w:t>
+      </w:r>
+    </w:p>
+    <w:p>
+      <w:pPr/>
+      <w:r>
+        <w:t xml:space="preserve">•  </w:t>
+      </w:r>
+      <w:r>
+        <w:rPr>
+          <w:b/>
+        </w:rPr>
+        <w:t>verifier —</w:t>
+      </w:r>
+      <w:r>
+        <w:t xml:space="preserve"> chỉ 'có vẻ' ẩn (implicit_prob ≥ 0.4) nhưng chưa chắc → đưa đi kiểm chứng.</w:t>
+      </w:r>
+    </w:p>
+    <w:p>
+      <w:pPr/>
+      <w:r>
+        <w:t xml:space="preserve">•  </w:t>
+      </w:r>
+      <w:r>
+        <w:rPr>
+          <w:b/>
+        </w:rPr>
+        <w:t>reject_null —</w:t>
+      </w:r>
+      <w:r>
+        <w:t xml:space="preserve"> còn lại → nhiều khả năng là span tường minh bị bỏ sót, không phải ẩn.</w:t>
+      </w:r>
+    </w:p>
+    <w:p>
+      <w:pPr/>
+      <w:r>
+        <w:rPr>
+          <w:b/>
+        </w:rPr>
+        <w:t>Lý do:</w:t>
+      </w:r>
+      <w:r>
+        <w:t xml:space="preserve"> nếu bịa một NULL cứng mỗi khi thật ra chỉ là span bị miss, ta sẽ dạy student một 'implicit' sai — nên chỉ chốt khi thật vững.</w:t>
+      </w:r>
+    </w:p>
+    <w:p>
+      <w:pPr>
+        <w:pStyle w:val="3"/>
+      </w:pPr>
+      <w:r>
+        <w:t>14. Suy luận &amp; Triển khai (infer.py, app.py, Docker)</w:t>
+      </w:r>
+    </w:p>
+    <w:p>
+      <w:pPr>
+        <w:pStyle w:val="4"/>
+      </w:pPr>
+      <w:r>
+        <w:t>14.1 CLI suy luận (infer.py)</w:t>
+      </w:r>
+    </w:p>
+    <w:p>
+      <w:pPr/>
+      <w:r>
+        <w:rPr>
+          <w:b/>
+        </w:rPr>
+        <w:t>Đầu vào:</w:t>
+      </w:r>
+      <w:r>
+        <w:t xml:space="preserve"> --text một câu, hoặc --input_file (.txt mỗi dòng một review, hoặc .csv có cột review[,language]); --lang để chỉ mã ngôn ngữ fastText.</w:t>
+      </w:r>
+    </w:p>
+    <w:p>
+      <w:pPr/>
+      <w:r>
+        <w:rPr>
+          <w:b/>
+        </w:rPr>
+        <w:t>Ba chế độ:</w:t>
+      </w:r>
+      <w:r>
+        <w:t xml:space="preserve"> generative_only (chỉ T_G, offline) · mặc định (T_G + T_E) · --multiview (thêm 3-view + NLLB). Ở generative_only, T_E bị bỏ qua và quad T_G đi thẳng qua fusion với conf_e = 0, agreement = 0.</w:t>
+      </w:r>
+    </w:p>
+    <w:p>
+      <w:pPr/>
+      <w:r>
+        <w:rPr>
+          <w:b/>
+        </w:rPr>
+        <w:t>Bề mặt tham số đầy đủ:</w:t>
+      </w:r>
+      <w:r>
+        <w:t xml:space="preserve"> beam/độ dài của T_G; model translator + tham số multi-view; trọng số disagreement (0.4/0.3/0.15/0.15, ngưỡng 0.3); trọng số fusion α/β/γ và final_score_threshold — tất cả chỉnh được qua flag.</w:t>
+      </w:r>
+    </w:p>
+    <w:p>
+      <w:pPr/>
+      <w:r>
+        <w:rPr>
+          <w:b/>
+        </w:rPr>
+        <w:t>Thực thi:</w:t>
+      </w:r>
+      <w:r>
+        <w:t xml:space="preserve"> suy luận theo batch (mặc định 16), giải phóng cache CUDA sau mỗi batch; xuất JSON kèm audit đầy đủ (conf_g/conf_e/agreement/final_score) + reliability + route cho mỗi quad.</w:t>
+      </w:r>
+    </w:p>
+    <w:p>
+      <w:pPr>
+        <w:pStyle w:val="4"/>
+      </w:pPr>
+      <w:r>
+        <w:t>14.2 Giao diện Gradio (app.py)</w:t>
+      </w:r>
+    </w:p>
+    <w:p>
+      <w:pPr/>
+      <w:r>
+        <w:t>UI một câu → bảng quad + JSON đầy đủ. Nạp model theo lazy singleton (mỗi model nạp đúng một lần). Có dropdown ngôn ngữ (auto + danh sách từ FASTTEXT_TO_NLLB), checkbox bật/tắt Extractive Teacher và Multi-view, các ví dụ mẫu (VI/EN/DE). Chạy tại 0.0.0.0:7860; đặt SHARE=1 để tạo link public trên Kaggle/Colab. Đường dẫn model override qua env: GEN_MODEL, EXT_CKPT, EXT_BACKBONE, EXT_TOKENIZER, TRANSLATOR_MODEL.</w:t>
+      </w:r>
+    </w:p>
+    <w:p>
+      <w:pPr>
+        <w:pStyle w:val="4"/>
+      </w:pPr>
+      <w:r>
+        <w:t>14.3 Đóng gói Docker &amp; cache HuggingFace</w:t>
+      </w:r>
+    </w:p>
+    <w:p>
+      <w:pPr/>
+      <w:r>
+        <w:rPr>
+          <w:b/>
+        </w:rPr>
+        <w:t>Dockerfile.infer:</w:t>
+      </w:r>
+      <w:r>
+        <w:t xml:space="preserve"> base python:3.12-slim, cài torch bản CPU mặc định (kèm hướng dẫn biến thể GPU cu121 + --gpus all). CHỈ copy mã nguồn (teacher/models/utils + infer.py/app.py); model được MOUNT lúc chạy (-v) để image nhỏ. CMD mặc định mở UI Gradio, có thể override thành python infer.py …</w:t>
+      </w:r>
+    </w:p>
+    <w:p>
+      <w:pPr/>
+      <w:r>
+        <w:rPr>
+          <w:b/>
+        </w:rPr>
+        <w:t>docker-compose.yml:</w:t>
+      </w:r>
+      <w:r>
+        <w:t xml:space="preserve"> chạy UI bằng một lệnh (docker compose up --build), mount sẵn hotel-mt5-asqp/, checkpoints/ và hf-cache/; khối GPU deploy để sẵn dạng comment.</w:t>
+      </w:r>
+    </w:p>
+    <w:p>
+      <w:pPr/>
+      <w:r>
+        <w:rPr>
+          <w:b/>
+        </w:rPr>
+        <w:t>Cache HF tự tải:</w:t>
+      </w:r>
+      <w:r>
+        <w:t xml:space="preserve"> đặt HF_HOME=/hf-cache trên volume mount nên xlm-roberta-base (~1.1 GB, khi bật T_E) và facebook/nllb-200-distilled-600M (~2.5 GB, khi bật multi-view) tải một lần rồi tái dùng — các lần sau chạy được cả khi offline. T_G nạp từ folder local nên generative_only KHÔNG cần internet và không tạo hf-cache.</w:t>
+      </w:r>
+    </w:p>
+    <w:p>
+      <w:pPr/>
+      <w:r>
+        <w:rPr>
+          <w:b/>
+        </w:rPr>
+        <w:t>Phụ thuộc:</w:t>
+      </w:r>
+      <w:r>
+        <w:t xml:space="preserve"> requirements.txt gồm torch, transformers≥4.40, sentencepiece, protobuf, pandas, numpy, scipy (Hungarian — có fallback thuần Python), tqdm; UI thêm gradio.</w:t>
+      </w:r>
+    </w:p>
+    <w:p>
+      <w:pPr>
+        <w:pStyle w:val="13"/>
+      </w:pPr>
+      <w:r>
+        <w:t>Thời gian suy luận tham khảo (CPU): chỉ T_G ~2.6 s/câu · T_G+T_E ~3 s/câu · +Multi-view ~15–40 s/câu (chưa kể lần đầu tải NLLB). GPU nhanh hơn ~10×.</w:t>
+      </w:r>
+    </w:p>
+    <w:p>
+      <w:pPr>
         <w:pStyle w:val="3"/>
         <w:keepNext w:val="0"/>
         <w:keepLines w:val="0"/>
@@ -9486,7 +10294,7 @@
           <w:sz w:val="21"/>
           <w:szCs w:val="21"/>
         </w:rPr>
-        <w:t>8. Hiện trạng lộ trình &amp; việc chưa làm</w:t>
+        <w:t>15. Hiện trạng lộ trình &amp; việc còn lại</w:t>
       </w:r>
     </w:p>
     <w:p>
@@ -9518,7 +10326,7 @@
           <w:szCs w:val="21"/>
           <w:shd w:val="clear" w:fill="EEF4FF"/>
         </w:rPr>
-        <w:t xml:space="preserve">Đối chiếu pseudocode §5.3: repo đã chạy </w:t>
+        <w:t>Đối chiếu pseudocode §5.3: repo đã chạy bước 1–6 (DAPT → fine-tune 2 teacher → sinh candidate đa-view → matching → chấm điểm → lọc). So với báo cáo trước, nhiều phần rút gọn nay ĐÃ được nâng cấp đúng thiết kế (xem §10–§13): so khớp Hungarian/tối ưu thay greedy; reliability nguyên tố &amp; quan hệ (r_e, r_rel, r_quad); routing 5 nhánh; cổng implicit NULL. Ngoài ra đã bổ sung lớp suy luận + UI + đóng gói Docker (§14). Bước 7–9 (hybrid student, EMA/curriculum, self-training nhiều vòng) và toàn bộ baseline/bảng thực nghiệm §3, §6 vẫn CHƯA hiện thực. Theo §5.1, dự án đang ở khoảng P0–P4, chớm P5.</w:t>
       </w:r>
       <w:r>
         <w:rPr>
@@ -9529,7 +10337,6 @@
           <w:szCs w:val="21"/>
           <w:shd w:val="clear" w:fill="EEF4FF"/>
         </w:rPr>
-        <w:t>bước 1–6</w:t>
       </w:r>
       <w:r>
         <w:rPr>
@@ -9538,7 +10345,6 @@
           <w:szCs w:val="21"/>
           <w:shd w:val="clear" w:fill="EEF4FF"/>
         </w:rPr>
-        <w:t xml:space="preserve"> (DAPT → fine-tune 2 teacher → sinh candidate đa-view → matching → chấm điểm → lọc), ở dạng </w:t>
       </w:r>
       <w:r>
         <w:rPr>
@@ -9549,7 +10355,6 @@
           <w:szCs w:val="21"/>
           <w:shd w:val="clear" w:fill="EEF4FF"/>
         </w:rPr>
-        <w:t>rút gọn</w:t>
       </w:r>
       <w:r>
         <w:rPr>
@@ -9558,7 +10363,6 @@
           <w:szCs w:val="21"/>
           <w:shd w:val="clear" w:fill="EEF4FF"/>
         </w:rPr>
-        <w:t xml:space="preserve"> (greedy thay Hungarian; fusion tuyến tính thay reliability nguyên tố/quan hệ; ngưỡng cứng thay routing). </w:t>
       </w:r>
       <w:r>
         <w:rPr>
@@ -9569,7 +10373,6 @@
           <w:szCs w:val="21"/>
           <w:shd w:val="clear" w:fill="EEF4FF"/>
         </w:rPr>
-        <w:t>Bước 7–9</w:t>
       </w:r>
       <w:r>
         <w:rPr>
@@ -9578,7 +10381,6 @@
           <w:szCs w:val="21"/>
           <w:shd w:val="clear" w:fill="EEF4FF"/>
         </w:rPr>
-        <w:t xml:space="preserve"> (hybrid student, EMA/curriculum, self-training nhiều vòng) và toàn bộ </w:t>
       </w:r>
       <w:r>
         <w:rPr>
@@ -9589,7 +10391,6 @@
           <w:szCs w:val="21"/>
           <w:shd w:val="clear" w:fill="EEF4FF"/>
         </w:rPr>
-        <w:t>baseline/bảng thực nghiệm §3, §6</w:t>
       </w:r>
       <w:r>
         <w:rPr>
@@ -9598,7 +10399,6 @@
           <w:szCs w:val="21"/>
           <w:shd w:val="clear" w:fill="EEF4FF"/>
         </w:rPr>
-        <w:t xml:space="preserve"> chưa hiện thực. Theo §5.1, dự án đang ở khoảng </w:t>
       </w:r>
       <w:r>
         <w:rPr>
@@ -9609,7 +10409,6 @@
           <w:szCs w:val="21"/>
           <w:shd w:val="clear" w:fill="EEF4FF"/>
         </w:rPr>
-        <w:t>P0–P4 (một phần), chớm P5</w:t>
       </w:r>
       <w:r>
         <w:rPr>
@@ -9618,7 +10417,6 @@
           <w:szCs w:val="21"/>
           <w:shd w:val="clear" w:fill="EEF4FF"/>
         </w:rPr>
-        <w:t xml:space="preserve">. </w:t>
       </w:r>
     </w:p>
     <w:p>
@@ -9645,7 +10443,7 @@
           <w:sz w:val="21"/>
           <w:szCs w:val="21"/>
         </w:rPr>
-        <w:t xml:space="preserve">Thay greedy matching bằng </w:t>
+        <w:t>✓ (đã làm — §10) So khớp Hungarian/tối ưu với hàm điểm Sᵢⱼ đầy đủ; có exact brute-force và greedy fallback.</w:t>
       </w:r>
       <w:r>
         <w:rPr>
@@ -9655,15 +10453,13 @@
           <w:sz w:val="21"/>
           <w:szCs w:val="21"/>
         </w:rPr>
-        <w:t>Hungarian matching</w:t>
-      </w:r>
-      <w:r>
-        <w:rPr>
-          <w:rFonts w:hint="default" w:ascii="Arial" w:hAnsi="Arial" w:cs="Arial"/>
-          <w:sz w:val="21"/>
-          <w:szCs w:val="21"/>
-        </w:rPr>
-        <w:t xml:space="preserve"> với hàm điểm </w:t>
+      </w:r>
+      <w:r>
+        <w:rPr>
+          <w:rFonts w:hint="default" w:ascii="Arial" w:hAnsi="Arial" w:cs="Arial"/>
+          <w:sz w:val="21"/>
+          <w:szCs w:val="21"/>
+        </w:rPr>
       </w:r>
       <w:r>
         <w:rPr>
@@ -9672,15 +10468,13 @@
           <w:sz w:val="21"/>
           <w:szCs w:val="21"/>
         </w:rPr>
-        <w:t>Sᵢⱼ</w:t>
-      </w:r>
-      <w:r>
-        <w:rPr>
-          <w:rFonts w:hint="default" w:ascii="Arial" w:hAnsi="Arial" w:cs="Arial"/>
-          <w:sz w:val="21"/>
-          <w:szCs w:val="21"/>
-        </w:rPr>
-        <w:t xml:space="preserve"> đầy đủ.</w:t>
+      </w:r>
+      <w:r>
+        <w:rPr>
+          <w:rFonts w:hint="default" w:ascii="Arial" w:hAnsi="Arial" w:cs="Arial"/>
+          <w:sz w:val="21"/>
+          <w:szCs w:val="21"/>
+        </w:rPr>
       </w:r>
     </w:p>
     <w:p>
@@ -9707,7 +10501,7 @@
           <w:sz w:val="21"/>
           <w:szCs w:val="21"/>
         </w:rPr>
-        <w:t>Element-wise &amp; relation-aware reliability (</w:t>
+        <w:t>✓ (đã làm — §11) Reliability nguyên tố &amp; quan hệ (rₑ, r_rel, r_quad) từ tín hiệu sau fusion; calibration đơn giản qua confidence hiệu chỉnh.</w:t>
       </w:r>
       <w:r>
         <w:rPr>
@@ -9716,15 +10510,13 @@
           <w:sz w:val="21"/>
           <w:szCs w:val="21"/>
         </w:rPr>
-        <w:t>rₑ, r_rel, r_quad</w:t>
-      </w:r>
-      <w:r>
-        <w:rPr>
-          <w:rFonts w:hint="default" w:ascii="Arial" w:hAnsi="Arial" w:cs="Arial"/>
-          <w:sz w:val="21"/>
-          <w:szCs w:val="21"/>
-        </w:rPr>
-        <w:t>) + calibration.</w:t>
+      </w:r>
+      <w:r>
+        <w:rPr>
+          <w:rFonts w:hint="default" w:ascii="Arial" w:hAnsi="Arial" w:cs="Arial"/>
+          <w:sz w:val="21"/>
+          <w:szCs w:val="21"/>
+        </w:rPr>
       </w:r>
     </w:p>
     <w:p>
@@ -9751,7 +10543,7 @@
           <w:sz w:val="21"/>
           <w:szCs w:val="21"/>
         </w:rPr>
-        <w:t>Implicit AT/OT (NULL heads) + routing 5 nhánh.</w:t>
+        <w:t>✓ (một phần — §12–§13) Routing 5 nhánh và cổng chấp nhận implicit NULL (dạng quy tắc) đã có; NULL heads trong student và calibration đầy đủ còn lại.</w:t>
       </w:r>
     </w:p>
     <w:p>
@@ -9854,7 +10646,7 @@
           <w:sz w:val="21"/>
           <w:szCs w:val="21"/>
         </w:rPr>
-        <w:t>9. Tham số khởi đầu chính (mặc định trong mã)</w:t>
+        <w:t>16. Tham số khởi đầu chính (mặc định trong mã)</w:t>
       </w:r>
     </w:p>
     <w:tbl>
@@ -11148,7 +11940,7 @@
           <w:sz w:val="21"/>
           <w:szCs w:val="21"/>
         </w:rPr>
-        <w:t>10. Tài liệu công nghệ tham khảo</w:t>
+        <w:t>17. Tài liệu công nghệ tham khảo</w:t>
       </w:r>
     </w:p>
     <w:p>
